--- a/Docs/Introduction.docx
+++ b/Docs/Introduction.docx
@@ -25,9 +25,13 @@
         <w:pBdr>
           <w:bottom w:val="single" w:sz="6" w:space="1" w:color="auto"/>
         </w:pBdr>
+        <w:spacing w:line="240" w:lineRule="auto"/>
       </w:pPr>
     </w:p>
     <w:p>
+      <w:pPr>
+        <w:spacing w:line="240" w:lineRule="auto"/>
+      </w:pPr>
       <w:r>
         <w:t xml:space="preserve">Olist is an E-commerce ecosystem </w:t>
       </w:r>
@@ -41,6 +45,7 @@
     <w:p>
       <w:pPr>
         <w:pStyle w:val="Heading1"/>
+        <w:spacing w:line="240" w:lineRule="auto"/>
         <w:rPr>
           <w:u w:val="single"/>
         </w:rPr>
@@ -53,6 +58,9 @@
       </w:r>
     </w:p>
     <w:p>
+      <w:pPr>
+        <w:spacing w:line="240" w:lineRule="auto"/>
+      </w:pPr>
       <w:r>
         <w:t xml:space="preserve">This project is about </w:t>
       </w:r>
@@ -81,6 +89,7 @@
     <w:p>
       <w:pPr>
         <w:pStyle w:val="Heading1"/>
+        <w:spacing w:line="240" w:lineRule="auto"/>
         <w:rPr>
           <w:u w:val="single"/>
         </w:rPr>
@@ -93,6 +102,9 @@
       </w:r>
     </w:p>
     <w:p>
+      <w:pPr>
+        <w:spacing w:line="240" w:lineRule="auto"/>
+      </w:pPr>
       <w:r>
         <w:t>I chose this data because</w:t>
       </w:r>
@@ -102,8 +114,6 @@
       <w:r>
         <w:t xml:space="preserve"> </w:t>
       </w:r>
-      <w:bookmarkStart w:id="0" w:name="_GoBack"/>
-      <w:bookmarkEnd w:id="0"/>
       <w:r>
         <w:t>world business operations like sales, customers, and delivery.</w:t>
       </w:r>
@@ -120,6 +130,7 @@
     <w:p>
       <w:pPr>
         <w:pStyle w:val="Heading1"/>
+        <w:spacing w:line="240" w:lineRule="auto"/>
         <w:rPr>
           <w:rFonts w:eastAsia="Times New Roman"/>
           <w:u w:val="single"/>
@@ -142,6 +153,7 @@
           <w:ilvl w:val="0"/>
           <w:numId w:val="4"/>
         </w:numPr>
+        <w:spacing w:line="240" w:lineRule="auto"/>
       </w:pPr>
       <w:r>
         <w:t>Look at how sales are doing and how much money is being made</w:t>
@@ -154,6 +166,7 @@
           <w:ilvl w:val="0"/>
           <w:numId w:val="4"/>
         </w:numPr>
+        <w:spacing w:line="240" w:lineRule="auto"/>
       </w:pPr>
       <w:r>
         <w:t>Find the bestselling product categories</w:t>
@@ -166,6 +179,7 @@
           <w:ilvl w:val="0"/>
           <w:numId w:val="4"/>
         </w:numPr>
+        <w:spacing w:line="240" w:lineRule="auto"/>
       </w:pPr>
       <w:r>
         <w:t xml:space="preserve">See where sales are happening on map </w:t>
@@ -178,6 +192,7 @@
           <w:ilvl w:val="0"/>
           <w:numId w:val="4"/>
         </w:numPr>
+        <w:spacing w:line="240" w:lineRule="auto"/>
       </w:pPr>
       <w:r>
         <w:t>Look at what customers think and if they are happy</w:t>
@@ -190,6 +205,7 @@
           <w:ilvl w:val="0"/>
           <w:numId w:val="4"/>
         </w:numPr>
+        <w:spacing w:line="240" w:lineRule="auto"/>
       </w:pPr>
       <w:r>
         <w:t xml:space="preserve">Understand which </w:t>
@@ -204,6 +220,7 @@
     <w:p>
       <w:pPr>
         <w:pStyle w:val="Heading1"/>
+        <w:spacing w:line="240" w:lineRule="auto"/>
         <w:rPr>
           <w:u w:val="single"/>
         </w:rPr>
@@ -216,76 +233,31 @@
       </w:r>
     </w:p>
     <w:p>
-      <w:r>
-        <w:rPr>
-          <w:noProof/>
-        </w:rPr>
-        <w:drawing>
-          <wp:inline distT="0" distB="0" distL="0" distR="0">
-            <wp:extent cx="6838950" cy="1209675"/>
-            <wp:effectExtent l="0" t="0" r="0" b="9525"/>
-            <wp:docPr id="5" name="Picture 5"/>
-            <wp:cNvGraphicFramePr>
-              <a:graphicFrameLocks xmlns:a="http://schemas.openxmlformats.org/drawingml/2006/main" noChangeAspect="1"/>
-            </wp:cNvGraphicFramePr>
-            <a:graphic xmlns:a="http://schemas.openxmlformats.org/drawingml/2006/main">
-              <a:graphicData uri="http://schemas.openxmlformats.org/drawingml/2006/picture">
-                <pic:pic xmlns:pic="http://schemas.openxmlformats.org/drawingml/2006/picture">
-                  <pic:nvPicPr>
-                    <pic:cNvPr id="5" name="Full-Stack Olist E-Commerce Analytics Project mind map.png"/>
-                    <pic:cNvPicPr/>
-                  </pic:nvPicPr>
-                  <pic:blipFill>
-                    <a:blip r:embed="rId5" cstate="print">
-                      <a:extLst>
-                        <a:ext uri="{28A0092B-C50C-407E-A947-70E740481C1C}">
-                          <a14:useLocalDpi xmlns:a14="http://schemas.microsoft.com/office/drawing/2010/main" val="0"/>
-                        </a:ext>
-                      </a:extLst>
-                    </a:blip>
-                    <a:stretch>
-                      <a:fillRect/>
-                    </a:stretch>
-                  </pic:blipFill>
-                  <pic:spPr>
-                    <a:xfrm>
-                      <a:off x="0" y="0"/>
-                      <a:ext cx="6838950" cy="1209675"/>
-                    </a:xfrm>
-                    <a:prstGeom prst="rect">
-                      <a:avLst/>
-                    </a:prstGeom>
-                  </pic:spPr>
-                </pic:pic>
-              </a:graphicData>
-            </a:graphic>
-          </wp:inline>
-        </w:drawing>
+      <w:pPr>
+        <w:spacing w:line="240" w:lineRule="auto"/>
+      </w:pPr>
+      <w:r>
+        <w:t xml:space="preserve">This project has a simple structured plan. </w:t>
+      </w:r>
+      <w:r>
+        <w:t>First,</w:t>
+      </w:r>
+      <w:r>
+        <w:t xml:space="preserve"> we will use python to clean up the data</w:t>
+      </w:r>
+      <w:bookmarkStart w:id="0" w:name="_GoBack"/>
+      <w:bookmarkEnd w:id="0"/>
+      <w:r>
+        <w:t>. After that we will use PostgreSQL</w:t>
+      </w:r>
+      <w:r>
+        <w:t xml:space="preserve"> to store the clean data and write business queries to generate insights. Finally, we will use power BI to create interactive dashboards.</w:t>
       </w:r>
     </w:p>
     <w:p>
-      <w:r>
-        <w:t xml:space="preserve">This project has a simple structured plan. </w:t>
-      </w:r>
-      <w:r>
-        <w:t>First,</w:t>
-      </w:r>
-      <w:r>
-        <w:t xml:space="preserve"> we will use python to clean up the data so it is ready to use the</w:t>
-      </w:r>
-      <w:r>
-        <w:t>n</w:t>
-      </w:r>
-      <w:r>
-        <w:t xml:space="preserve"> we will merge the datasets together in to one master dataset. After that we will use PostgreSQL</w:t>
-      </w:r>
-      <w:r>
-        <w:t xml:space="preserve"> to store the clean data and write business queries to generate insights. Finally, we will use power BI to create interactive dashboards.</w:t>
-      </w:r>
-    </w:p>
-    <w:p>
       <w:pPr>
         <w:pStyle w:val="Heading1"/>
+        <w:spacing w:line="240" w:lineRule="auto"/>
         <w:rPr>
           <w:u w:val="single"/>
         </w:rPr>
@@ -304,6 +276,7 @@
           <w:ilvl w:val="0"/>
           <w:numId w:val="5"/>
         </w:numPr>
+        <w:spacing w:line="240" w:lineRule="auto"/>
       </w:pPr>
       <w:r>
         <w:t>Python</w:t>
@@ -316,6 +289,7 @@
           <w:ilvl w:val="0"/>
           <w:numId w:val="5"/>
         </w:numPr>
+        <w:spacing w:line="240" w:lineRule="auto"/>
       </w:pPr>
       <w:r>
         <w:t>PostgreSQL</w:t>
@@ -328,6 +302,7 @@
           <w:ilvl w:val="0"/>
           <w:numId w:val="5"/>
         </w:numPr>
+        <w:spacing w:line="240" w:lineRule="auto"/>
       </w:pPr>
       <w:r>
         <w:t>Power BI</w:t>
@@ -336,6 +311,7 @@
     <w:p>
       <w:pPr>
         <w:pStyle w:val="Heading1"/>
+        <w:spacing w:line="240" w:lineRule="auto"/>
         <w:rPr>
           <w:u w:val="single"/>
         </w:rPr>
@@ -358,6 +334,7 @@
     <w:p>
       <w:pPr>
         <w:pStyle w:val="Heading1"/>
+        <w:spacing w:line="240" w:lineRule="auto"/>
         <w:rPr>
           <w:u w:val="single"/>
         </w:rPr>
@@ -374,6 +351,7 @@
         <w:pBdr>
           <w:bottom w:val="single" w:sz="6" w:space="1" w:color="auto"/>
         </w:pBdr>
+        <w:spacing w:line="240" w:lineRule="auto"/>
       </w:pPr>
       <w:r>
         <w:t>This project will result in a complete interactive dashboard and a set of business insights related to sales, customers, and delivery performance</w:t>
